--- a/doc/ai13.docx
+++ b/doc/ai13.docx
@@ -62,6 +62,21 @@
       </w:r>
     </w:p>
     <w:p>
+      <w:r>
+        <w:t>Ссылка на репозиторий</w:t>
+      </w:r>
+    </w:p>
+    <w:p>
+      <w:hyperlink r:id="rId6" w:history="1">
+        <w:r>
+          <w:rPr>
+            <w:rStyle w:val="af0"/>
+          </w:rPr>
+          <w:t>https://github.com/SpideErik/ai13_equation_tren</w:t>
+        </w:r>
+      </w:hyperlink>
+    </w:p>
+    <w:p>
       <w:pPr>
         <w:pStyle w:val="2"/>
       </w:pPr>
@@ -225,6 +240,7 @@
         <w:rPr>
           <w:lang w:val="en-US"/>
         </w:rPr>
+        <w:lastRenderedPageBreak/>
         <w:t>Claude</w:t>
       </w:r>
       <w:r>
@@ -258,6 +274,9 @@
         <w:jc w:val="center"/>
       </w:pPr>
       <w:r>
+        <w:rPr>
+          <w:noProof/>
+        </w:rPr>
         <w:drawing>
           <wp:inline distT="0" distB="0" distL="0" distR="0" wp14:anchorId="09F4422A" wp14:editId="63B1AB24">
             <wp:extent cx="6840220" cy="3416300"/>
@@ -274,7 +293,7 @@
                     <pic:cNvPicPr/>
                   </pic:nvPicPr>
                   <pic:blipFill>
-                    <a:blip r:embed="rId6"/>
+                    <a:blip r:embed="rId7"/>
                     <a:stretch>
                       <a:fillRect/>
                     </a:stretch>
@@ -344,7 +363,6 @@
         <w:pStyle w:val="2"/>
       </w:pPr>
       <w:r>
-        <w:lastRenderedPageBreak/>
         <w:t xml:space="preserve">Результат на </w:t>
       </w:r>
       <w:proofErr w:type="spellStart"/>
@@ -362,7 +380,7 @@
       </w:r>
     </w:p>
     <w:p>
-      <w:hyperlink r:id="rId7" w:history="1">
+      <w:hyperlink r:id="rId8" w:history="1">
         <w:r>
           <w:rPr>
             <w:rStyle w:val="af0"/>
@@ -413,7 +431,21 @@
               <w:rPr>
                 <w:rFonts w:ascii="Consolas" w:hAnsi="Consolas"/>
               </w:rPr>
-              <w:t>Сделай так, что бы коэффициент a мог быть отрицательным</w:t>
+              <w:t xml:space="preserve">Сделай </w:t>
+            </w:r>
+            <w:proofErr w:type="gramStart"/>
+            <w:r>
+              <w:rPr>
+                <w:rFonts w:ascii="Consolas" w:hAnsi="Consolas"/>
+              </w:rPr>
+              <w:t>так, что бы</w:t>
+            </w:r>
+            <w:proofErr w:type="gramEnd"/>
+            <w:r>
+              <w:rPr>
+                <w:rFonts w:ascii="Consolas" w:hAnsi="Consolas"/>
+              </w:rPr>
+              <w:t xml:space="preserve"> коэффициент a мог быть отрицательным</w:t>
             </w:r>
           </w:p>
         </w:tc>
@@ -426,187 +458,15 @@
         <w:jc w:val="center"/>
       </w:pPr>
       <w:r>
+        <w:rPr>
+          <w:noProof/>
+        </w:rPr>
+        <w:lastRenderedPageBreak/>
         <w:drawing>
           <wp:inline distT="0" distB="0" distL="0" distR="0" wp14:anchorId="689363DE" wp14:editId="594EA3F2">
             <wp:extent cx="6840220" cy="3518535"/>
             <wp:effectExtent l="0" t="0" r="0" b="5715"/>
             <wp:docPr id="2" name="Рисунок 2"/>
-            <wp:cNvGraphicFramePr>
-              <a:graphicFrameLocks xmlns:a="http://schemas.openxmlformats.org/drawingml/2006/main" noChangeAspect="1"/>
-            </wp:cNvGraphicFramePr>
-            <a:graphic xmlns:a="http://schemas.openxmlformats.org/drawingml/2006/main">
-              <a:graphicData uri="http://schemas.openxmlformats.org/drawingml/2006/picture">
-                <pic:pic xmlns:pic="http://schemas.openxmlformats.org/drawingml/2006/picture">
-                  <pic:nvPicPr>
-                    <pic:cNvPr id="1" name=""/>
-                    <pic:cNvPicPr/>
-                  </pic:nvPicPr>
-                  <pic:blipFill>
-                    <a:blip r:embed="rId8"/>
-                    <a:stretch>
-                      <a:fillRect/>
-                    </a:stretch>
-                  </pic:blipFill>
-                  <pic:spPr>
-                    <a:xfrm>
-                      <a:off x="0" y="0"/>
-                      <a:ext cx="6840220" cy="3518535"/>
-                    </a:xfrm>
-                    <a:prstGeom prst="rect">
-                      <a:avLst/>
-                    </a:prstGeom>
-                  </pic:spPr>
-                </pic:pic>
-              </a:graphicData>
-            </a:graphic>
-          </wp:inline>
-        </w:drawing>
-      </w:r>
-    </w:p>
-    <w:p>
-      <w:pPr>
-        <w:pStyle w:val="ae"/>
-      </w:pPr>
-      <w:r>
-        <w:t xml:space="preserve">Рисунок </w:t>
-      </w:r>
-      <w:r>
-        <w:fldChar w:fldCharType="begin"/>
-      </w:r>
-      <w:r>
-        <w:instrText xml:space="preserve"> SEQ Рисунок \* ARABIC </w:instrText>
-      </w:r>
-      <w:r>
-        <w:fldChar w:fldCharType="separate"/>
-      </w:r>
-      <w:r>
-        <w:rPr>
-          <w:noProof/>
-        </w:rPr>
-        <w:t>2</w:t>
-      </w:r>
-      <w:r>
-        <w:fldChar w:fldCharType="end"/>
-      </w:r>
-      <w:r>
-        <w:t xml:space="preserve"> Исправление программы</w:t>
-      </w:r>
-    </w:p>
-    <w:p>
-      <w:pPr>
-        <w:pStyle w:val="2"/>
-      </w:pPr>
-      <w:r>
-        <w:t>Проверка</w:t>
-      </w:r>
-    </w:p>
-    <w:p>
-      <w:r>
-        <w:t xml:space="preserve">Я запустил последнюю версию программы </w:t>
-      </w:r>
-      <w:r>
-        <w:t xml:space="preserve">(см </w:t>
-      </w:r>
-      <w:r>
-        <w:fldChar w:fldCharType="begin"/>
-      </w:r>
-      <w:r>
-        <w:instrText xml:space="preserve"> REF _Ref231161372 \h </w:instrText>
-      </w:r>
-      <w:r>
-        <w:fldChar w:fldCharType="separate"/>
-      </w:r>
-      <w:r>
-        <w:t xml:space="preserve">Рисунок </w:t>
-      </w:r>
-      <w:r>
-        <w:rPr>
-          <w:noProof/>
-        </w:rPr>
-        <w:t>3</w:t>
-      </w:r>
-      <w:r>
-        <w:t xml:space="preserve"> </w:t>
-      </w:r>
-      <w:r>
-        <w:t>Скриншот работы программы</w:t>
-      </w:r>
-      <w:r>
-        <w:fldChar w:fldCharType="end"/>
-      </w:r>
-      <w:r>
-        <w:t xml:space="preserve">) </w:t>
-      </w:r>
-      <w:r>
-        <w:t>для проверки как программы реагируют на ввод правильных, неправильных и не числовых значений.</w:t>
-      </w:r>
-    </w:p>
-    <w:p>
-      <w:pPr>
-        <w:rPr>
-          <w:lang w:val="en-US"/>
-        </w:rPr>
-      </w:pPr>
-      <w:r>
-        <w:t>Программа работает корректно</w:t>
-      </w:r>
-      <w:r>
-        <w:t xml:space="preserve"> (для правильного отображения специальных символов по </w:t>
-      </w:r>
-      <w:r>
-        <w:rPr>
-          <w:lang w:val="en-US"/>
-        </w:rPr>
-        <w:t>windows</w:t>
-      </w:r>
-      <w:r>
-        <w:t xml:space="preserve"> </w:t>
-      </w:r>
-      <w:r>
-        <w:t xml:space="preserve">надо запускать в </w:t>
-      </w:r>
-      <w:r>
-        <w:rPr>
-          <w:lang w:val="en-US"/>
-        </w:rPr>
-        <w:t>windows</w:t>
-      </w:r>
-      <w:r>
-        <w:t xml:space="preserve"> </w:t>
-      </w:r>
-      <w:r>
-        <w:rPr>
-          <w:lang w:val="en-US"/>
-        </w:rPr>
-        <w:t>terminal</w:t>
-      </w:r>
-      <w:r>
-        <w:t>)</w:t>
-      </w:r>
-    </w:p>
-    <w:p>
-      <w:pPr>
-        <w:rPr>
-          <w:lang w:val="en-US"/>
-        </w:rPr>
-      </w:pPr>
-    </w:p>
-    <w:p>
-      <w:pPr>
-        <w:keepNext/>
-        <w:ind w:firstLine="0"/>
-        <w:jc w:val="center"/>
-      </w:pPr>
-      <w:r>
-        <w:rPr>
-          <w:lang w:val="en-US"/>
-        </w:rPr>
-        <w:lastRenderedPageBreak/>
-        <w:drawing>
-          <wp:inline distT="0" distB="0" distL="0" distR="0" wp14:anchorId="49E5A688" wp14:editId="0A328D98">
-            <wp:extent cx="3839111" cy="9297698"/>
-            <wp:effectExtent l="0" t="0" r="9525" b="0"/>
-            <wp:docPr id="3" name="Рисунок 3"/>
             <wp:cNvGraphicFramePr>
               <a:graphicFrameLocks xmlns:a="http://schemas.openxmlformats.org/drawingml/2006/main" noChangeAspect="1"/>
             </wp:cNvGraphicFramePr>
@@ -626,6 +486,178 @@
                   <pic:spPr>
                     <a:xfrm>
                       <a:off x="0" y="0"/>
+                      <a:ext cx="6840220" cy="3518535"/>
+                    </a:xfrm>
+                    <a:prstGeom prst="rect">
+                      <a:avLst/>
+                    </a:prstGeom>
+                  </pic:spPr>
+                </pic:pic>
+              </a:graphicData>
+            </a:graphic>
+          </wp:inline>
+        </w:drawing>
+      </w:r>
+    </w:p>
+    <w:p>
+      <w:pPr>
+        <w:pStyle w:val="ae"/>
+      </w:pPr>
+      <w:r>
+        <w:t xml:space="preserve">Рисунок </w:t>
+      </w:r>
+      <w:r>
+        <w:fldChar w:fldCharType="begin"/>
+      </w:r>
+      <w:r>
+        <w:instrText xml:space="preserve"> SEQ Рисунок \* ARABIC </w:instrText>
+      </w:r>
+      <w:r>
+        <w:fldChar w:fldCharType="separate"/>
+      </w:r>
+      <w:r>
+        <w:rPr>
+          <w:noProof/>
+        </w:rPr>
+        <w:t>2</w:t>
+      </w:r>
+      <w:r>
+        <w:fldChar w:fldCharType="end"/>
+      </w:r>
+      <w:r>
+        <w:t xml:space="preserve"> Исправление программы</w:t>
+      </w:r>
+    </w:p>
+    <w:p>
+      <w:pPr>
+        <w:pStyle w:val="2"/>
+      </w:pPr>
+      <w:r>
+        <w:t>Проверка</w:t>
+      </w:r>
+    </w:p>
+    <w:p>
+      <w:r>
+        <w:t xml:space="preserve">Я запустил последнюю версию программы </w:t>
+      </w:r>
+      <w:r>
+        <w:t xml:space="preserve">(см </w:t>
+      </w:r>
+      <w:r>
+        <w:fldChar w:fldCharType="begin"/>
+      </w:r>
+      <w:r>
+        <w:instrText xml:space="preserve"> REF _Ref231161372 \h </w:instrText>
+      </w:r>
+      <w:r>
+        <w:fldChar w:fldCharType="separate"/>
+      </w:r>
+      <w:r>
+        <w:t xml:space="preserve">Рисунок </w:t>
+      </w:r>
+      <w:r>
+        <w:rPr>
+          <w:noProof/>
+        </w:rPr>
+        <w:t>3</w:t>
+      </w:r>
+      <w:r>
+        <w:t xml:space="preserve"> </w:t>
+      </w:r>
+      <w:r>
+        <w:t>Скриншот работы программы</w:t>
+      </w:r>
+      <w:r>
+        <w:fldChar w:fldCharType="end"/>
+      </w:r>
+      <w:r>
+        <w:t xml:space="preserve">) </w:t>
+      </w:r>
+      <w:r>
+        <w:t>для проверки как программы реагируют на ввод правильных, неправильных и не числовых значений.</w:t>
+      </w:r>
+    </w:p>
+    <w:p>
+      <w:r>
+        <w:t>Программа работает корректно</w:t>
+      </w:r>
+      <w:r>
+        <w:t xml:space="preserve"> (для правильного отображения специальных символов по</w:t>
+      </w:r>
+      <w:r>
+        <w:t>д</w:t>
+      </w:r>
+      <w:r>
+        <w:t xml:space="preserve"> </w:t>
+      </w:r>
+      <w:r>
+        <w:rPr>
+          <w:lang w:val="en-US"/>
+        </w:rPr>
+        <w:t>windows</w:t>
+      </w:r>
+      <w:r>
+        <w:t xml:space="preserve"> </w:t>
+      </w:r>
+      <w:r>
+        <w:t xml:space="preserve">надо запускать в </w:t>
+      </w:r>
+      <w:r>
+        <w:rPr>
+          <w:lang w:val="en-US"/>
+        </w:rPr>
+        <w:t>windows</w:t>
+      </w:r>
+      <w:r>
+        <w:t xml:space="preserve"> </w:t>
+      </w:r>
+      <w:r>
+        <w:rPr>
+          <w:lang w:val="en-US"/>
+        </w:rPr>
+        <w:t>terminal</w:t>
+      </w:r>
+      <w:r>
+        <w:t>)</w:t>
+      </w:r>
+    </w:p>
+    <w:p/>
+    <w:p>
+      <w:pPr>
+        <w:keepNext/>
+        <w:ind w:firstLine="0"/>
+        <w:jc w:val="center"/>
+      </w:pPr>
+      <w:r>
+        <w:rPr>
+          <w:noProof/>
+          <w:lang w:val="en-US"/>
+        </w:rPr>
+        <w:lastRenderedPageBreak/>
+        <w:drawing>
+          <wp:inline distT="0" distB="0" distL="0" distR="0" wp14:anchorId="49E5A688" wp14:editId="0A328D98">
+            <wp:extent cx="3839111" cy="9297698"/>
+            <wp:effectExtent l="0" t="0" r="9525" b="0"/>
+            <wp:docPr id="3" name="Рисунок 3"/>
+            <wp:cNvGraphicFramePr>
+              <a:graphicFrameLocks xmlns:a="http://schemas.openxmlformats.org/drawingml/2006/main" noChangeAspect="1"/>
+            </wp:cNvGraphicFramePr>
+            <a:graphic xmlns:a="http://schemas.openxmlformats.org/drawingml/2006/main">
+              <a:graphicData uri="http://schemas.openxmlformats.org/drawingml/2006/picture">
+                <pic:pic xmlns:pic="http://schemas.openxmlformats.org/drawingml/2006/picture">
+                  <pic:nvPicPr>
+                    <pic:cNvPr id="1" name=""/>
+                    <pic:cNvPicPr/>
+                  </pic:nvPicPr>
+                  <pic:blipFill>
+                    <a:blip r:embed="rId10"/>
+                    <a:stretch>
+                      <a:fillRect/>
+                    </a:stretch>
+                  </pic:blipFill>
+                  <pic:spPr>
+                    <a:xfrm>
+                      <a:off x="0" y="0"/>
                       <a:ext cx="3839111" cy="9297698"/>
                     </a:xfrm>
                     <a:prstGeom prst="rect">
@@ -642,9 +674,6 @@
     <w:p>
       <w:pPr>
         <w:pStyle w:val="ae"/>
-        <w:rPr>
-          <w:lang w:val="en-US"/>
-        </w:rPr>
       </w:pPr>
       <w:bookmarkStart w:id="0" w:name="_Ref231161372"/>
       <w:r>
@@ -669,9 +698,6 @@
         <w:fldChar w:fldCharType="end"/>
       </w:r>
       <w:r>
-        <w:rPr>
-          <w:lang w:val="en-US"/>
-        </w:rPr>
         <w:t xml:space="preserve"> </w:t>
       </w:r>
       <w:r>
@@ -2768,6 +2794,7 @@
   <w:style w:type="character" w:default="1" w:styleId="a0">
     <w:name w:val="Default Paragraph Font"/>
     <w:uiPriority w:val="1"/>
+    <w:semiHidden/>
     <w:unhideWhenUsed/>
   </w:style>
   <w:style w:type="table" w:default="1" w:styleId="a1">
@@ -3325,6 +3352,18 @@
     <w:rPr>
       <w:color w:val="605E5C"/>
       <w:shd w:val="clear" w:color="auto" w:fill="E1DFDD"/>
+    </w:rPr>
+  </w:style>
+  <w:style w:type="character" w:styleId="af2">
+    <w:name w:val="FollowedHyperlink"/>
+    <w:basedOn w:val="a0"/>
+    <w:uiPriority w:val="99"/>
+    <w:semiHidden/>
+    <w:unhideWhenUsed/>
+    <w:rsid w:val="002D2706"/>
+    <w:rPr>
+      <w:color w:val="954F72" w:themeColor="followedHyperlink"/>
+      <w:u w:val="single"/>
     </w:rPr>
   </w:style>
 </w:styles>
